--- a/Lections/АиИРДПКПО (лекция 5).docx
+++ b/Lections/АиИРДПКПО (лекция 5).docx
@@ -69,6 +69,1525 @@
           <w:szCs w:val="24"/>
         </w:rPr>
       </w:pPr>
+      <w:r>
+        <w:rPr>
+          <w:rFonts w:ascii="Times New Roman" w:hAnsi="Times New Roman" w:cs="Times New Roman"/>
+          <w:sz w:val="24"/>
+          <w:szCs w:val="24"/>
+        </w:rPr>
+        <w:t>Архитектура – это набор обоснованных компромиссов под конкретные требования и ограничения.</w:t>
+      </w:r>
+    </w:p>
+    <w:p>
+      <w:pPr>
+        <w:rPr>
+          <w:rFonts w:ascii="Times New Roman" w:hAnsi="Times New Roman" w:cs="Times New Roman"/>
+          <w:sz w:val="24"/>
+          <w:szCs w:val="24"/>
+          <w:lang w:val="en-US"/>
+        </w:rPr>
+      </w:pPr>
+      <w:r>
+        <w:rPr>
+          <w:rFonts w:ascii="Times New Roman" w:hAnsi="Times New Roman" w:cs="Times New Roman"/>
+          <w:sz w:val="24"/>
+          <w:szCs w:val="24"/>
+        </w:rPr>
+        <w:t>Средства повышения качества</w:t>
+      </w:r>
+      <w:r>
+        <w:rPr>
+          <w:rFonts w:ascii="Times New Roman" w:hAnsi="Times New Roman" w:cs="Times New Roman"/>
+          <w:sz w:val="24"/>
+          <w:szCs w:val="24"/>
+          <w:lang w:val="en-US"/>
+        </w:rPr>
+        <w:t>:</w:t>
+      </w:r>
+    </w:p>
+    <w:p>
+      <w:pPr>
+        <w:pStyle w:val="a3"/>
+        <w:numPr>
+          <w:ilvl w:val="0"/>
+          <w:numId w:val="1"/>
+        </w:numPr>
+        <w:rPr>
+          <w:rFonts w:ascii="Times New Roman" w:hAnsi="Times New Roman" w:cs="Times New Roman"/>
+          <w:sz w:val="24"/>
+          <w:szCs w:val="24"/>
+          <w:lang w:val="en-US"/>
+        </w:rPr>
+      </w:pPr>
+      <w:r>
+        <w:rPr>
+          <w:rFonts w:ascii="Times New Roman" w:hAnsi="Times New Roman" w:cs="Times New Roman"/>
+          <w:sz w:val="24"/>
+          <w:szCs w:val="24"/>
+        </w:rPr>
+        <w:t>Модульность</w:t>
+      </w:r>
+      <w:r>
+        <w:rPr>
+          <w:rFonts w:ascii="Times New Roman" w:hAnsi="Times New Roman" w:cs="Times New Roman"/>
+          <w:sz w:val="24"/>
+          <w:szCs w:val="24"/>
+          <w:lang w:val="en-US"/>
+        </w:rPr>
+        <w:t>:</w:t>
+      </w:r>
+    </w:p>
+    <w:p>
+      <w:pPr>
+        <w:pStyle w:val="a3"/>
+        <w:numPr>
+          <w:ilvl w:val="1"/>
+          <w:numId w:val="1"/>
+        </w:numPr>
+        <w:rPr>
+          <w:rFonts w:ascii="Times New Roman" w:hAnsi="Times New Roman" w:cs="Times New Roman"/>
+          <w:sz w:val="24"/>
+          <w:szCs w:val="24"/>
+          <w:lang w:val="en-US"/>
+        </w:rPr>
+      </w:pPr>
+      <w:r>
+        <w:rPr>
+          <w:rFonts w:ascii="Times New Roman" w:hAnsi="Times New Roman" w:cs="Times New Roman"/>
+          <w:sz w:val="24"/>
+          <w:szCs w:val="24"/>
+        </w:rPr>
+        <w:t>Высокая связность внутри модуля</w:t>
+      </w:r>
+      <w:r>
+        <w:rPr>
+          <w:rFonts w:ascii="Times New Roman" w:hAnsi="Times New Roman" w:cs="Times New Roman"/>
+          <w:sz w:val="24"/>
+          <w:szCs w:val="24"/>
+          <w:lang w:val="en-US"/>
+        </w:rPr>
+        <w:t>;</w:t>
+      </w:r>
+    </w:p>
+    <w:p>
+      <w:pPr>
+        <w:pStyle w:val="a3"/>
+        <w:numPr>
+          <w:ilvl w:val="1"/>
+          <w:numId w:val="1"/>
+        </w:numPr>
+        <w:rPr>
+          <w:rFonts w:ascii="Times New Roman" w:hAnsi="Times New Roman" w:cs="Times New Roman"/>
+          <w:sz w:val="24"/>
+          <w:szCs w:val="24"/>
+          <w:lang w:val="en-US"/>
+        </w:rPr>
+      </w:pPr>
+      <w:r>
+        <w:rPr>
+          <w:rFonts w:ascii="Times New Roman" w:hAnsi="Times New Roman" w:cs="Times New Roman"/>
+          <w:sz w:val="24"/>
+          <w:szCs w:val="24"/>
+        </w:rPr>
+        <w:t>Слабая связность между модулями</w:t>
+      </w:r>
+      <w:r>
+        <w:rPr>
+          <w:rFonts w:ascii="Times New Roman" w:hAnsi="Times New Roman" w:cs="Times New Roman"/>
+          <w:sz w:val="24"/>
+          <w:szCs w:val="24"/>
+          <w:lang w:val="en-US"/>
+        </w:rPr>
+        <w:t>;</w:t>
+      </w:r>
+    </w:p>
+    <w:p>
+      <w:pPr>
+        <w:ind w:left="1080"/>
+        <w:rPr>
+          <w:rFonts w:ascii="Times New Roman" w:hAnsi="Times New Roman" w:cs="Times New Roman"/>
+          <w:sz w:val="24"/>
+          <w:szCs w:val="24"/>
+          <w:lang w:val="en-US"/>
+        </w:rPr>
+      </w:pPr>
+      <w:r>
+        <w:rPr>
+          <w:rFonts w:ascii="Times New Roman" w:hAnsi="Times New Roman" w:cs="Times New Roman"/>
+          <w:sz w:val="24"/>
+          <w:szCs w:val="24"/>
+        </w:rPr>
+        <w:t>Плюсы</w:t>
+      </w:r>
+      <w:r>
+        <w:rPr>
+          <w:rFonts w:ascii="Times New Roman" w:hAnsi="Times New Roman" w:cs="Times New Roman"/>
+          <w:sz w:val="24"/>
+          <w:szCs w:val="24"/>
+          <w:lang w:val="en-US"/>
+        </w:rPr>
+        <w:t>:</w:t>
+      </w:r>
+    </w:p>
+    <w:p>
+      <w:pPr>
+        <w:ind w:left="1080"/>
+        <w:rPr>
+          <w:rFonts w:ascii="Times New Roman" w:hAnsi="Times New Roman" w:cs="Times New Roman"/>
+          <w:sz w:val="24"/>
+          <w:szCs w:val="24"/>
+          <w:lang w:val="en-US"/>
+        </w:rPr>
+      </w:pPr>
+      <w:r>
+        <w:rPr>
+          <w:rFonts w:ascii="Times New Roman" w:hAnsi="Times New Roman" w:cs="Times New Roman"/>
+          <w:sz w:val="24"/>
+          <w:szCs w:val="24"/>
+          <w:lang w:val="en-US"/>
+        </w:rPr>
+        <w:tab/>
+      </w:r>
+      <w:r>
+        <w:rPr>
+          <w:rFonts w:ascii="Times New Roman" w:hAnsi="Times New Roman" w:cs="Times New Roman"/>
+          <w:sz w:val="24"/>
+          <w:szCs w:val="24"/>
+        </w:rPr>
+        <w:t>Проще анализировать</w:t>
+      </w:r>
+      <w:r>
+        <w:rPr>
+          <w:rFonts w:ascii="Times New Roman" w:hAnsi="Times New Roman" w:cs="Times New Roman"/>
+          <w:sz w:val="24"/>
+          <w:szCs w:val="24"/>
+          <w:lang w:val="en-US"/>
+        </w:rPr>
+        <w:t>;</w:t>
+      </w:r>
+    </w:p>
+    <w:p>
+      <w:pPr>
+        <w:ind w:left="1080"/>
+        <w:rPr>
+          <w:rFonts w:ascii="Times New Roman" w:hAnsi="Times New Roman" w:cs="Times New Roman"/>
+          <w:sz w:val="24"/>
+          <w:szCs w:val="24"/>
+        </w:rPr>
+      </w:pPr>
+      <w:r>
+        <w:rPr>
+          <w:rFonts w:ascii="Times New Roman" w:hAnsi="Times New Roman" w:cs="Times New Roman"/>
+          <w:sz w:val="24"/>
+          <w:szCs w:val="24"/>
+          <w:lang w:val="en-US"/>
+        </w:rPr>
+        <w:tab/>
+      </w:r>
+      <w:r>
+        <w:rPr>
+          <w:rFonts w:ascii="Times New Roman" w:hAnsi="Times New Roman" w:cs="Times New Roman"/>
+          <w:sz w:val="24"/>
+          <w:szCs w:val="24"/>
+        </w:rPr>
+        <w:t>Меньше непреднамеренных последствий изменений</w:t>
+      </w:r>
+    </w:p>
+    <w:p>
+      <w:pPr>
+        <w:ind w:left="1080"/>
+        <w:rPr>
+          <w:rFonts w:ascii="Times New Roman" w:hAnsi="Times New Roman" w:cs="Times New Roman"/>
+          <w:sz w:val="24"/>
+          <w:szCs w:val="24"/>
+        </w:rPr>
+      </w:pPr>
+      <w:r>
+        <w:rPr>
+          <w:rFonts w:ascii="Times New Roman" w:hAnsi="Times New Roman" w:cs="Times New Roman"/>
+          <w:sz w:val="24"/>
+          <w:szCs w:val="24"/>
+        </w:rPr>
+        <w:tab/>
+        <w:t>Проще тестирование</w:t>
+      </w:r>
+    </w:p>
+    <w:p>
+      <w:pPr>
+        <w:ind w:left="1080"/>
+        <w:rPr>
+          <w:rFonts w:ascii="Times New Roman" w:hAnsi="Times New Roman" w:cs="Times New Roman"/>
+          <w:sz w:val="24"/>
+          <w:szCs w:val="24"/>
+        </w:rPr>
+      </w:pPr>
+      <w:r>
+        <w:rPr>
+          <w:rFonts w:ascii="Times New Roman" w:hAnsi="Times New Roman" w:cs="Times New Roman"/>
+          <w:sz w:val="24"/>
+          <w:szCs w:val="24"/>
+        </w:rPr>
+        <w:tab/>
+        <w:t>Легче масштабировать</w:t>
+      </w:r>
+    </w:p>
+    <w:p>
+      <w:pPr>
+        <w:rPr>
+          <w:rFonts w:ascii="Times New Roman" w:hAnsi="Times New Roman" w:cs="Times New Roman"/>
+          <w:sz w:val="24"/>
+          <w:szCs w:val="24"/>
+          <w:lang w:val="en-US"/>
+        </w:rPr>
+      </w:pPr>
+      <w:r>
+        <w:rPr>
+          <w:rFonts w:ascii="Times New Roman" w:hAnsi="Times New Roman" w:cs="Times New Roman"/>
+          <w:sz w:val="24"/>
+          <w:szCs w:val="24"/>
+        </w:rPr>
+        <w:t>Архитектурные решения</w:t>
+      </w:r>
+      <w:r>
+        <w:rPr>
+          <w:rFonts w:ascii="Times New Roman" w:hAnsi="Times New Roman" w:cs="Times New Roman"/>
+          <w:sz w:val="24"/>
+          <w:szCs w:val="24"/>
+          <w:lang w:val="en-US"/>
+        </w:rPr>
+        <w:t>:</w:t>
+      </w:r>
+    </w:p>
+    <w:p>
+      <w:pPr>
+        <w:pStyle w:val="a3"/>
+        <w:numPr>
+          <w:ilvl w:val="0"/>
+          <w:numId w:val="1"/>
+        </w:numPr>
+        <w:rPr>
+          <w:rFonts w:ascii="Times New Roman" w:hAnsi="Times New Roman" w:cs="Times New Roman"/>
+          <w:sz w:val="24"/>
+          <w:szCs w:val="24"/>
+        </w:rPr>
+      </w:pPr>
+      <w:r>
+        <w:rPr>
+          <w:rFonts w:ascii="Times New Roman" w:hAnsi="Times New Roman" w:cs="Times New Roman"/>
+          <w:sz w:val="24"/>
+          <w:szCs w:val="24"/>
+        </w:rPr>
+        <w:t>Слоистая архитектура</w:t>
+      </w:r>
+      <w:r>
+        <w:rPr>
+          <w:rFonts w:ascii="Times New Roman" w:hAnsi="Times New Roman" w:cs="Times New Roman"/>
+          <w:sz w:val="24"/>
+          <w:szCs w:val="24"/>
+          <w:lang w:val="en-US"/>
+        </w:rPr>
+        <w:t>:</w:t>
+      </w:r>
+    </w:p>
+    <w:p>
+      <w:pPr>
+        <w:pStyle w:val="a3"/>
+        <w:numPr>
+          <w:ilvl w:val="1"/>
+          <w:numId w:val="1"/>
+        </w:numPr>
+        <w:rPr>
+          <w:rFonts w:ascii="Times New Roman" w:hAnsi="Times New Roman" w:cs="Times New Roman"/>
+          <w:sz w:val="24"/>
+          <w:szCs w:val="24"/>
+        </w:rPr>
+      </w:pPr>
+      <w:r>
+        <w:rPr>
+          <w:rFonts w:ascii="Times New Roman" w:hAnsi="Times New Roman" w:cs="Times New Roman"/>
+          <w:sz w:val="24"/>
+          <w:szCs w:val="24"/>
+        </w:rPr>
+        <w:t>Представление</w:t>
+      </w:r>
+    </w:p>
+    <w:p>
+      <w:pPr>
+        <w:pStyle w:val="a3"/>
+        <w:numPr>
+          <w:ilvl w:val="1"/>
+          <w:numId w:val="1"/>
+        </w:numPr>
+        <w:rPr>
+          <w:rFonts w:ascii="Times New Roman" w:hAnsi="Times New Roman" w:cs="Times New Roman"/>
+          <w:sz w:val="24"/>
+          <w:szCs w:val="24"/>
+        </w:rPr>
+      </w:pPr>
+      <w:r>
+        <w:rPr>
+          <w:rFonts w:ascii="Times New Roman" w:hAnsi="Times New Roman" w:cs="Times New Roman"/>
+          <w:sz w:val="24"/>
+          <w:szCs w:val="24"/>
+        </w:rPr>
+        <w:t>Бизнес-логика</w:t>
+      </w:r>
+    </w:p>
+    <w:p>
+      <w:pPr>
+        <w:pStyle w:val="a3"/>
+        <w:numPr>
+          <w:ilvl w:val="1"/>
+          <w:numId w:val="1"/>
+        </w:numPr>
+        <w:rPr>
+          <w:rFonts w:ascii="Times New Roman" w:hAnsi="Times New Roman" w:cs="Times New Roman"/>
+          <w:sz w:val="24"/>
+          <w:szCs w:val="24"/>
+        </w:rPr>
+      </w:pPr>
+      <w:r>
+        <w:rPr>
+          <w:rFonts w:ascii="Times New Roman" w:hAnsi="Times New Roman" w:cs="Times New Roman"/>
+          <w:sz w:val="24"/>
+          <w:szCs w:val="24"/>
+        </w:rPr>
+        <w:t>Данные</w:t>
+      </w:r>
+    </w:p>
+    <w:p>
+      <w:pPr>
+        <w:pStyle w:val="a3"/>
+        <w:numPr>
+          <w:ilvl w:val="0"/>
+          <w:numId w:val="1"/>
+        </w:numPr>
+        <w:rPr>
+          <w:rFonts w:ascii="Times New Roman" w:hAnsi="Times New Roman" w:cs="Times New Roman"/>
+          <w:sz w:val="24"/>
+          <w:szCs w:val="24"/>
+        </w:rPr>
+      </w:pPr>
+      <w:r>
+        <w:rPr>
+          <w:rFonts w:ascii="Times New Roman" w:hAnsi="Times New Roman" w:cs="Times New Roman"/>
+          <w:sz w:val="24"/>
+          <w:szCs w:val="24"/>
+        </w:rPr>
+        <w:t>Гексагональная архитектура</w:t>
+      </w:r>
+      <w:r>
+        <w:rPr>
+          <w:rFonts w:ascii="Times New Roman" w:hAnsi="Times New Roman" w:cs="Times New Roman"/>
+          <w:sz w:val="24"/>
+          <w:szCs w:val="24"/>
+        </w:rPr>
+        <w:t>:</w:t>
+      </w:r>
+    </w:p>
+    <w:p>
+      <w:pPr>
+        <w:pStyle w:val="a3"/>
+        <w:numPr>
+          <w:ilvl w:val="1"/>
+          <w:numId w:val="1"/>
+        </w:numPr>
+        <w:rPr>
+          <w:rFonts w:ascii="Times New Roman" w:hAnsi="Times New Roman" w:cs="Times New Roman"/>
+          <w:sz w:val="24"/>
+          <w:szCs w:val="24"/>
+        </w:rPr>
+      </w:pPr>
+      <w:r>
+        <w:rPr>
+          <w:rFonts w:ascii="Times New Roman" w:hAnsi="Times New Roman" w:cs="Times New Roman"/>
+          <w:sz w:val="24"/>
+          <w:szCs w:val="24"/>
+        </w:rPr>
+        <w:t>Тестируемость</w:t>
+      </w:r>
+    </w:p>
+    <w:p>
+      <w:pPr>
+        <w:pStyle w:val="a3"/>
+        <w:numPr>
+          <w:ilvl w:val="1"/>
+          <w:numId w:val="1"/>
+        </w:numPr>
+        <w:rPr>
+          <w:rFonts w:ascii="Times New Roman" w:hAnsi="Times New Roman" w:cs="Times New Roman"/>
+          <w:sz w:val="24"/>
+          <w:szCs w:val="24"/>
+        </w:rPr>
+      </w:pPr>
+      <w:r>
+        <w:rPr>
+          <w:rFonts w:ascii="Times New Roman" w:hAnsi="Times New Roman" w:cs="Times New Roman"/>
+          <w:sz w:val="24"/>
+          <w:szCs w:val="24"/>
+        </w:rPr>
+        <w:t>Лёгкая замена внешних зависимостей</w:t>
+      </w:r>
+    </w:p>
+    <w:p>
+      <w:pPr>
+        <w:pStyle w:val="a3"/>
+        <w:numPr>
+          <w:ilvl w:val="1"/>
+          <w:numId w:val="1"/>
+        </w:numPr>
+        <w:rPr>
+          <w:rFonts w:ascii="Times New Roman" w:hAnsi="Times New Roman" w:cs="Times New Roman"/>
+          <w:sz w:val="24"/>
+          <w:szCs w:val="24"/>
+        </w:rPr>
+      </w:pPr>
+      <w:r>
+        <w:rPr>
+          <w:rFonts w:ascii="Times New Roman" w:hAnsi="Times New Roman" w:cs="Times New Roman"/>
+          <w:sz w:val="24"/>
+          <w:szCs w:val="24"/>
+        </w:rPr>
+        <w:t>Высокая гибкость</w:t>
+      </w:r>
+    </w:p>
+    <w:p>
+      <w:pPr>
+        <w:pStyle w:val="a3"/>
+        <w:numPr>
+          <w:ilvl w:val="0"/>
+          <w:numId w:val="1"/>
+        </w:numPr>
+        <w:rPr>
+          <w:rFonts w:ascii="Times New Roman" w:hAnsi="Times New Roman" w:cs="Times New Roman"/>
+          <w:sz w:val="24"/>
+          <w:szCs w:val="24"/>
+        </w:rPr>
+      </w:pPr>
+      <w:r>
+        <w:rPr>
+          <w:rFonts w:ascii="Times New Roman" w:hAnsi="Times New Roman" w:cs="Times New Roman"/>
+          <w:sz w:val="24"/>
+          <w:szCs w:val="24"/>
+        </w:rPr>
+        <w:t xml:space="preserve">Модульный монолит и </w:t>
+      </w:r>
+      <w:proofErr w:type="spellStart"/>
+      <w:r>
+        <w:rPr>
+          <w:rFonts w:ascii="Times New Roman" w:hAnsi="Times New Roman" w:cs="Times New Roman"/>
+          <w:sz w:val="24"/>
+          <w:szCs w:val="24"/>
+        </w:rPr>
+        <w:t>микросервисы</w:t>
+      </w:r>
+      <w:proofErr w:type="spellEnd"/>
+    </w:p>
+    <w:p>
+      <w:pPr>
+        <w:ind w:left="708"/>
+        <w:rPr>
+          <w:rFonts w:ascii="Times New Roman" w:hAnsi="Times New Roman" w:cs="Times New Roman"/>
+          <w:sz w:val="24"/>
+          <w:szCs w:val="24"/>
+        </w:rPr>
+      </w:pPr>
+      <w:r>
+        <w:rPr>
+          <w:rFonts w:ascii="Times New Roman" w:hAnsi="Times New Roman" w:cs="Times New Roman"/>
+          <w:sz w:val="24"/>
+          <w:szCs w:val="24"/>
+        </w:rPr>
+        <w:t xml:space="preserve">Модульный монолит развёртывается как единое приложение, </w:t>
+      </w:r>
+      <w:proofErr w:type="gramStart"/>
+      <w:r>
+        <w:rPr>
+          <w:rFonts w:ascii="Times New Roman" w:hAnsi="Times New Roman" w:cs="Times New Roman"/>
+          <w:sz w:val="24"/>
+          <w:szCs w:val="24"/>
+        </w:rPr>
+        <w:t>но  имеет</w:t>
+      </w:r>
+      <w:proofErr w:type="gramEnd"/>
+      <w:r>
+        <w:rPr>
+          <w:rFonts w:ascii="Times New Roman" w:hAnsi="Times New Roman" w:cs="Times New Roman"/>
+          <w:sz w:val="24"/>
+          <w:szCs w:val="24"/>
+        </w:rPr>
+        <w:t xml:space="preserve"> внутренние границы между функциональными модулями.</w:t>
+      </w:r>
+    </w:p>
+    <w:p>
+      <w:pPr>
+        <w:ind w:left="708"/>
+        <w:rPr>
+          <w:rFonts w:ascii="Times New Roman" w:hAnsi="Times New Roman" w:cs="Times New Roman"/>
+          <w:sz w:val="24"/>
+          <w:szCs w:val="24"/>
+        </w:rPr>
+      </w:pPr>
+      <w:proofErr w:type="spellStart"/>
+      <w:r>
+        <w:rPr>
+          <w:rFonts w:ascii="Times New Roman" w:hAnsi="Times New Roman" w:cs="Times New Roman"/>
+          <w:sz w:val="24"/>
+          <w:szCs w:val="24"/>
+        </w:rPr>
+        <w:t>Микросервисная</w:t>
+      </w:r>
+      <w:proofErr w:type="spellEnd"/>
+      <w:r>
+        <w:rPr>
+          <w:rFonts w:ascii="Times New Roman" w:hAnsi="Times New Roman" w:cs="Times New Roman"/>
+          <w:sz w:val="24"/>
+          <w:szCs w:val="24"/>
+        </w:rPr>
+        <w:t xml:space="preserve"> архитектура разделяет систему на независимо развёртываемые сервисы.</w:t>
+      </w:r>
+    </w:p>
+    <w:tbl>
+      <w:tblPr>
+        <w:tblStyle w:val="a4"/>
+        <w:tblW w:w="0" w:type="auto"/>
+        <w:tblInd w:w="708" w:type="dxa"/>
+        <w:tblLook w:val="04A0" w:firstRow="1" w:lastRow="0" w:firstColumn="1" w:lastColumn="0" w:noHBand="0" w:noVBand="1"/>
+      </w:tblPr>
+      <w:tblGrid>
+        <w:gridCol w:w="2885"/>
+        <w:gridCol w:w="2881"/>
+        <w:gridCol w:w="2871"/>
+      </w:tblGrid>
+      <w:tr>
+        <w:tc>
+          <w:tcPr>
+            <w:tcW w:w="3115" w:type="dxa"/>
+          </w:tcPr>
+          <w:p>
+            <w:pPr>
+              <w:rPr>
+                <w:rFonts w:ascii="Times New Roman" w:hAnsi="Times New Roman" w:cs="Times New Roman"/>
+                <w:sz w:val="24"/>
+                <w:szCs w:val="24"/>
+              </w:rPr>
+            </w:pPr>
+          </w:p>
+        </w:tc>
+        <w:tc>
+          <w:tcPr>
+            <w:tcW w:w="3115" w:type="dxa"/>
+          </w:tcPr>
+          <w:p>
+            <w:pPr>
+              <w:rPr>
+                <w:rFonts w:ascii="Times New Roman" w:hAnsi="Times New Roman" w:cs="Times New Roman"/>
+                <w:sz w:val="24"/>
+                <w:szCs w:val="24"/>
+              </w:rPr>
+            </w:pPr>
+            <w:r>
+              <w:rPr>
+                <w:rFonts w:ascii="Times New Roman" w:hAnsi="Times New Roman" w:cs="Times New Roman"/>
+                <w:sz w:val="24"/>
+                <w:szCs w:val="24"/>
+              </w:rPr>
+              <w:t>Монолит</w:t>
+            </w:r>
+          </w:p>
+        </w:tc>
+        <w:tc>
+          <w:tcPr>
+            <w:tcW w:w="3115" w:type="dxa"/>
+          </w:tcPr>
+          <w:p>
+            <w:pPr>
+              <w:rPr>
+                <w:rFonts w:ascii="Times New Roman" w:hAnsi="Times New Roman" w:cs="Times New Roman"/>
+                <w:sz w:val="24"/>
+                <w:szCs w:val="24"/>
+              </w:rPr>
+            </w:pPr>
+            <w:proofErr w:type="spellStart"/>
+            <w:r>
+              <w:rPr>
+                <w:rFonts w:ascii="Times New Roman" w:hAnsi="Times New Roman" w:cs="Times New Roman"/>
+                <w:sz w:val="24"/>
+                <w:szCs w:val="24"/>
+              </w:rPr>
+              <w:t>Микросервисы</w:t>
+            </w:r>
+            <w:proofErr w:type="spellEnd"/>
+          </w:p>
+        </w:tc>
+      </w:tr>
+      <w:tr>
+        <w:tc>
+          <w:tcPr>
+            <w:tcW w:w="3115" w:type="dxa"/>
+          </w:tcPr>
+          <w:p>
+            <w:pPr>
+              <w:rPr>
+                <w:rFonts w:ascii="Times New Roman" w:hAnsi="Times New Roman" w:cs="Times New Roman"/>
+                <w:sz w:val="24"/>
+                <w:szCs w:val="24"/>
+              </w:rPr>
+            </w:pPr>
+            <w:r>
+              <w:rPr>
+                <w:rFonts w:ascii="Times New Roman" w:hAnsi="Times New Roman" w:cs="Times New Roman"/>
+                <w:sz w:val="24"/>
+                <w:szCs w:val="24"/>
+              </w:rPr>
+              <w:t>Развёртывание</w:t>
+            </w:r>
+          </w:p>
+        </w:tc>
+        <w:tc>
+          <w:tcPr>
+            <w:tcW w:w="3115" w:type="dxa"/>
+          </w:tcPr>
+          <w:p>
+            <w:pPr>
+              <w:rPr>
+                <w:rFonts w:ascii="Times New Roman" w:hAnsi="Times New Roman" w:cs="Times New Roman"/>
+                <w:sz w:val="24"/>
+                <w:szCs w:val="24"/>
+              </w:rPr>
+            </w:pPr>
+            <w:r>
+              <w:rPr>
+                <w:rFonts w:ascii="Times New Roman" w:hAnsi="Times New Roman" w:cs="Times New Roman"/>
+                <w:sz w:val="24"/>
+                <w:szCs w:val="24"/>
+              </w:rPr>
+              <w:t>Единый выпуск</w:t>
+            </w:r>
+          </w:p>
+        </w:tc>
+        <w:tc>
+          <w:tcPr>
+            <w:tcW w:w="3115" w:type="dxa"/>
+          </w:tcPr>
+          <w:p>
+            <w:pPr>
+              <w:rPr>
+                <w:rFonts w:ascii="Times New Roman" w:hAnsi="Times New Roman" w:cs="Times New Roman"/>
+                <w:sz w:val="24"/>
+                <w:szCs w:val="24"/>
+              </w:rPr>
+            </w:pPr>
+            <w:r>
+              <w:rPr>
+                <w:rFonts w:ascii="Times New Roman" w:hAnsi="Times New Roman" w:cs="Times New Roman"/>
+                <w:sz w:val="24"/>
+                <w:szCs w:val="24"/>
+              </w:rPr>
+              <w:t>Независимые выпуски</w:t>
+            </w:r>
+          </w:p>
+        </w:tc>
+      </w:tr>
+      <w:tr>
+        <w:tc>
+          <w:tcPr>
+            <w:tcW w:w="3115" w:type="dxa"/>
+          </w:tcPr>
+          <w:p>
+            <w:pPr>
+              <w:rPr>
+                <w:rFonts w:ascii="Times New Roman" w:hAnsi="Times New Roman" w:cs="Times New Roman"/>
+                <w:sz w:val="24"/>
+                <w:szCs w:val="24"/>
+              </w:rPr>
+            </w:pPr>
+            <w:r>
+              <w:rPr>
+                <w:rFonts w:ascii="Times New Roman" w:hAnsi="Times New Roman" w:cs="Times New Roman"/>
+                <w:sz w:val="24"/>
+                <w:szCs w:val="24"/>
+              </w:rPr>
+              <w:t>Взаимодействие</w:t>
+            </w:r>
+          </w:p>
+        </w:tc>
+        <w:tc>
+          <w:tcPr>
+            <w:tcW w:w="3115" w:type="dxa"/>
+          </w:tcPr>
+          <w:p>
+            <w:pPr>
+              <w:rPr>
+                <w:rFonts w:ascii="Times New Roman" w:hAnsi="Times New Roman" w:cs="Times New Roman"/>
+                <w:sz w:val="24"/>
+                <w:szCs w:val="24"/>
+              </w:rPr>
+            </w:pPr>
+            <w:r>
+              <w:rPr>
+                <w:rFonts w:ascii="Times New Roman" w:hAnsi="Times New Roman" w:cs="Times New Roman"/>
+                <w:sz w:val="24"/>
+                <w:szCs w:val="24"/>
+              </w:rPr>
+              <w:t>Вызовы внутри процессора</w:t>
+            </w:r>
+          </w:p>
+        </w:tc>
+        <w:tc>
+          <w:tcPr>
+            <w:tcW w:w="3115" w:type="dxa"/>
+          </w:tcPr>
+          <w:p>
+            <w:pPr>
+              <w:rPr>
+                <w:rFonts w:ascii="Times New Roman" w:hAnsi="Times New Roman" w:cs="Times New Roman"/>
+                <w:sz w:val="24"/>
+                <w:szCs w:val="24"/>
+              </w:rPr>
+            </w:pPr>
+            <w:r>
+              <w:rPr>
+                <w:rFonts w:ascii="Times New Roman" w:hAnsi="Times New Roman" w:cs="Times New Roman"/>
+                <w:sz w:val="24"/>
+                <w:szCs w:val="24"/>
+              </w:rPr>
+              <w:t>Сетевые вызовы и шины сообщения</w:t>
+            </w:r>
+          </w:p>
+        </w:tc>
+      </w:tr>
+      <w:tr>
+        <w:tc>
+          <w:tcPr>
+            <w:tcW w:w="3115" w:type="dxa"/>
+          </w:tcPr>
+          <w:p>
+            <w:pPr>
+              <w:rPr>
+                <w:rFonts w:ascii="Times New Roman" w:hAnsi="Times New Roman" w:cs="Times New Roman"/>
+                <w:sz w:val="24"/>
+                <w:szCs w:val="24"/>
+              </w:rPr>
+            </w:pPr>
+            <w:r>
+              <w:rPr>
+                <w:rFonts w:ascii="Times New Roman" w:hAnsi="Times New Roman" w:cs="Times New Roman"/>
+                <w:sz w:val="24"/>
+                <w:szCs w:val="24"/>
+              </w:rPr>
+              <w:t>Транзакции</w:t>
+            </w:r>
+          </w:p>
+        </w:tc>
+        <w:tc>
+          <w:tcPr>
+            <w:tcW w:w="3115" w:type="dxa"/>
+          </w:tcPr>
+          <w:p>
+            <w:pPr>
+              <w:rPr>
+                <w:rFonts w:ascii="Times New Roman" w:hAnsi="Times New Roman" w:cs="Times New Roman"/>
+                <w:sz w:val="24"/>
+                <w:szCs w:val="24"/>
+              </w:rPr>
+            </w:pPr>
+            <w:r>
+              <w:rPr>
+                <w:rFonts w:ascii="Times New Roman" w:hAnsi="Times New Roman" w:cs="Times New Roman"/>
+                <w:sz w:val="24"/>
+                <w:szCs w:val="24"/>
+              </w:rPr>
+              <w:t>Проще, при использовании одной БД</w:t>
+            </w:r>
+          </w:p>
+        </w:tc>
+        <w:tc>
+          <w:tcPr>
+            <w:tcW w:w="3115" w:type="dxa"/>
+          </w:tcPr>
+          <w:p>
+            <w:pPr>
+              <w:rPr>
+                <w:rFonts w:ascii="Times New Roman" w:hAnsi="Times New Roman" w:cs="Times New Roman"/>
+                <w:sz w:val="24"/>
+                <w:szCs w:val="24"/>
+              </w:rPr>
+            </w:pPr>
+            <w:r>
+              <w:rPr>
+                <w:rFonts w:ascii="Times New Roman" w:hAnsi="Times New Roman" w:cs="Times New Roman"/>
+                <w:sz w:val="24"/>
+                <w:szCs w:val="24"/>
+              </w:rPr>
+              <w:t xml:space="preserve">На 1 сервис 1 </w:t>
+            </w:r>
+            <w:proofErr w:type="spellStart"/>
+            <w:r>
+              <w:rPr>
+                <w:rFonts w:ascii="Times New Roman" w:hAnsi="Times New Roman" w:cs="Times New Roman"/>
+                <w:sz w:val="24"/>
+                <w:szCs w:val="24"/>
+              </w:rPr>
+              <w:t>бд</w:t>
+            </w:r>
+            <w:proofErr w:type="spellEnd"/>
+            <w:r>
+              <w:rPr>
+                <w:rFonts w:ascii="Times New Roman" w:hAnsi="Times New Roman" w:cs="Times New Roman"/>
+                <w:sz w:val="24"/>
+                <w:szCs w:val="24"/>
+              </w:rPr>
+              <w:t xml:space="preserve"> обычно. Сложнее при распределении данных</w:t>
+            </w:r>
+          </w:p>
+        </w:tc>
+      </w:tr>
+      <w:tr>
+        <w:tc>
+          <w:tcPr>
+            <w:tcW w:w="3115" w:type="dxa"/>
+          </w:tcPr>
+          <w:p>
+            <w:pPr>
+              <w:rPr>
+                <w:rFonts w:ascii="Times New Roman" w:hAnsi="Times New Roman" w:cs="Times New Roman"/>
+                <w:sz w:val="24"/>
+                <w:szCs w:val="24"/>
+              </w:rPr>
+            </w:pPr>
+            <w:r>
+              <w:rPr>
+                <w:rFonts w:ascii="Times New Roman" w:hAnsi="Times New Roman" w:cs="Times New Roman"/>
+                <w:sz w:val="24"/>
+                <w:szCs w:val="24"/>
+              </w:rPr>
+              <w:t>Эксплуатация</w:t>
+            </w:r>
+          </w:p>
+        </w:tc>
+        <w:tc>
+          <w:tcPr>
+            <w:tcW w:w="3115" w:type="dxa"/>
+          </w:tcPr>
+          <w:p>
+            <w:pPr>
+              <w:rPr>
+                <w:rFonts w:ascii="Times New Roman" w:hAnsi="Times New Roman" w:cs="Times New Roman"/>
+                <w:sz w:val="24"/>
+                <w:szCs w:val="24"/>
+              </w:rPr>
+            </w:pPr>
+            <w:r>
+              <w:rPr>
+                <w:rFonts w:ascii="Times New Roman" w:hAnsi="Times New Roman" w:cs="Times New Roman"/>
+                <w:sz w:val="24"/>
+                <w:szCs w:val="24"/>
+              </w:rPr>
+              <w:t>Не требователен к инфраструктуре</w:t>
+            </w:r>
+          </w:p>
+        </w:tc>
+        <w:tc>
+          <w:tcPr>
+            <w:tcW w:w="3115" w:type="dxa"/>
+          </w:tcPr>
+          <w:p>
+            <w:pPr>
+              <w:rPr>
+                <w:rFonts w:ascii="Times New Roman" w:hAnsi="Times New Roman" w:cs="Times New Roman"/>
+                <w:sz w:val="24"/>
+                <w:szCs w:val="24"/>
+              </w:rPr>
+            </w:pPr>
+            <w:r>
+              <w:rPr>
+                <w:rFonts w:ascii="Times New Roman" w:hAnsi="Times New Roman" w:cs="Times New Roman"/>
+                <w:sz w:val="24"/>
+                <w:szCs w:val="24"/>
+              </w:rPr>
+              <w:t>Требует автоматизации, наблюдаемости</w:t>
+            </w:r>
+          </w:p>
+        </w:tc>
+      </w:tr>
+      <w:tr>
+        <w:tc>
+          <w:tcPr>
+            <w:tcW w:w="3115" w:type="dxa"/>
+          </w:tcPr>
+          <w:p>
+            <w:pPr>
+              <w:rPr>
+                <w:rFonts w:ascii="Times New Roman" w:hAnsi="Times New Roman" w:cs="Times New Roman"/>
+                <w:sz w:val="24"/>
+                <w:szCs w:val="24"/>
+              </w:rPr>
+            </w:pPr>
+            <w:r>
+              <w:rPr>
+                <w:rFonts w:ascii="Times New Roman" w:hAnsi="Times New Roman" w:cs="Times New Roman"/>
+                <w:sz w:val="24"/>
+                <w:szCs w:val="24"/>
+              </w:rPr>
+              <w:t>Отказы</w:t>
+            </w:r>
+          </w:p>
+        </w:tc>
+        <w:tc>
+          <w:tcPr>
+            <w:tcW w:w="3115" w:type="dxa"/>
+          </w:tcPr>
+          <w:p>
+            <w:pPr>
+              <w:rPr>
+                <w:rFonts w:ascii="Times New Roman" w:hAnsi="Times New Roman" w:cs="Times New Roman"/>
+                <w:sz w:val="24"/>
+                <w:szCs w:val="24"/>
+              </w:rPr>
+            </w:pPr>
+            <w:r>
+              <w:rPr>
+                <w:rFonts w:ascii="Times New Roman" w:hAnsi="Times New Roman" w:cs="Times New Roman"/>
+                <w:sz w:val="24"/>
+                <w:szCs w:val="24"/>
+              </w:rPr>
+              <w:t>Падает целиком</w:t>
+            </w:r>
+          </w:p>
+        </w:tc>
+        <w:tc>
+          <w:tcPr>
+            <w:tcW w:w="3115" w:type="dxa"/>
+          </w:tcPr>
+          <w:p>
+            <w:pPr>
+              <w:rPr>
+                <w:rFonts w:ascii="Times New Roman" w:hAnsi="Times New Roman" w:cs="Times New Roman"/>
+                <w:sz w:val="24"/>
+                <w:szCs w:val="24"/>
+              </w:rPr>
+            </w:pPr>
+            <w:r>
+              <w:rPr>
+                <w:rFonts w:ascii="Times New Roman" w:hAnsi="Times New Roman" w:cs="Times New Roman"/>
+                <w:sz w:val="24"/>
+                <w:szCs w:val="24"/>
+              </w:rPr>
+              <w:t>При правильной организации падение может ограничиться одним сервисом</w:t>
+            </w:r>
+          </w:p>
+        </w:tc>
+      </w:tr>
+      <w:tr>
+        <w:tc>
+          <w:tcPr>
+            <w:tcW w:w="3115" w:type="dxa"/>
+          </w:tcPr>
+          <w:p>
+            <w:pPr>
+              <w:rPr>
+                <w:rFonts w:ascii="Times New Roman" w:hAnsi="Times New Roman" w:cs="Times New Roman"/>
+                <w:sz w:val="24"/>
+                <w:szCs w:val="24"/>
+              </w:rPr>
+            </w:pPr>
+          </w:p>
+        </w:tc>
+        <w:tc>
+          <w:tcPr>
+            <w:tcW w:w="3115" w:type="dxa"/>
+          </w:tcPr>
+          <w:p>
+            <w:pPr>
+              <w:rPr>
+                <w:rFonts w:ascii="Times New Roman" w:hAnsi="Times New Roman" w:cs="Times New Roman"/>
+                <w:sz w:val="24"/>
+                <w:szCs w:val="24"/>
+              </w:rPr>
+            </w:pPr>
+          </w:p>
+        </w:tc>
+        <w:tc>
+          <w:tcPr>
+            <w:tcW w:w="3115" w:type="dxa"/>
+          </w:tcPr>
+          <w:p>
+            <w:pPr>
+              <w:rPr>
+                <w:rFonts w:ascii="Times New Roman" w:hAnsi="Times New Roman" w:cs="Times New Roman"/>
+                <w:sz w:val="24"/>
+                <w:szCs w:val="24"/>
+              </w:rPr>
+            </w:pPr>
+          </w:p>
+        </w:tc>
+      </w:tr>
+      <w:tr>
+        <w:tc>
+          <w:tcPr>
+            <w:tcW w:w="3115" w:type="dxa"/>
+          </w:tcPr>
+          <w:p>
+            <w:pPr>
+              <w:rPr>
+                <w:rFonts w:ascii="Times New Roman" w:hAnsi="Times New Roman" w:cs="Times New Roman"/>
+                <w:sz w:val="24"/>
+                <w:szCs w:val="24"/>
+              </w:rPr>
+            </w:pPr>
+          </w:p>
+        </w:tc>
+        <w:tc>
+          <w:tcPr>
+            <w:tcW w:w="3115" w:type="dxa"/>
+          </w:tcPr>
+          <w:p>
+            <w:pPr>
+              <w:rPr>
+                <w:rFonts w:ascii="Times New Roman" w:hAnsi="Times New Roman" w:cs="Times New Roman"/>
+                <w:sz w:val="24"/>
+                <w:szCs w:val="24"/>
+              </w:rPr>
+            </w:pPr>
+          </w:p>
+        </w:tc>
+        <w:tc>
+          <w:tcPr>
+            <w:tcW w:w="3115" w:type="dxa"/>
+          </w:tcPr>
+          <w:p>
+            <w:pPr>
+              <w:rPr>
+                <w:rFonts w:ascii="Times New Roman" w:hAnsi="Times New Roman" w:cs="Times New Roman"/>
+                <w:sz w:val="24"/>
+                <w:szCs w:val="24"/>
+              </w:rPr>
+            </w:pPr>
+          </w:p>
+        </w:tc>
+      </w:tr>
+    </w:tbl>
+    <w:p>
+      <w:pPr>
+        <w:ind w:left="708"/>
+        <w:rPr>
+          <w:rFonts w:ascii="Times New Roman" w:hAnsi="Times New Roman" w:cs="Times New Roman"/>
+          <w:sz w:val="24"/>
+          <w:szCs w:val="24"/>
+        </w:rPr>
+      </w:pPr>
+    </w:p>
+    <w:p>
+      <w:pPr>
+        <w:pStyle w:val="a3"/>
+        <w:numPr>
+          <w:ilvl w:val="0"/>
+          <w:numId w:val="1"/>
+        </w:numPr>
+        <w:rPr>
+          <w:rFonts w:ascii="Times New Roman" w:hAnsi="Times New Roman" w:cs="Times New Roman"/>
+          <w:sz w:val="24"/>
+          <w:szCs w:val="24"/>
+        </w:rPr>
+      </w:pPr>
+      <w:r>
+        <w:rPr>
+          <w:rFonts w:ascii="Times New Roman" w:hAnsi="Times New Roman" w:cs="Times New Roman"/>
+          <w:sz w:val="24"/>
+          <w:szCs w:val="24"/>
+        </w:rPr>
+        <w:t>Чистая архитектура</w:t>
+      </w:r>
+    </w:p>
+    <w:p>
+      <w:pPr>
+        <w:rPr>
+          <w:rFonts w:ascii="Times New Roman" w:hAnsi="Times New Roman" w:cs="Times New Roman"/>
+          <w:sz w:val="24"/>
+          <w:szCs w:val="24"/>
+          <w:lang w:val="en-US"/>
+        </w:rPr>
+      </w:pPr>
+    </w:p>
+    <w:p>
+      <w:pPr>
+        <w:rPr>
+          <w:rFonts w:ascii="Times New Roman" w:hAnsi="Times New Roman" w:cs="Times New Roman"/>
+          <w:sz w:val="24"/>
+          <w:szCs w:val="24"/>
+          <w:lang w:val="en-US"/>
+        </w:rPr>
+      </w:pPr>
+      <w:r>
+        <w:rPr>
+          <w:rFonts w:ascii="Times New Roman" w:hAnsi="Times New Roman" w:cs="Times New Roman"/>
+          <w:sz w:val="24"/>
+          <w:szCs w:val="24"/>
+        </w:rPr>
+        <w:t>Инфраструктурные решения</w:t>
+      </w:r>
+      <w:r>
+        <w:rPr>
+          <w:rFonts w:ascii="Times New Roman" w:hAnsi="Times New Roman" w:cs="Times New Roman"/>
+          <w:sz w:val="24"/>
+          <w:szCs w:val="24"/>
+          <w:lang w:val="en-US"/>
+        </w:rPr>
+        <w:t>:</w:t>
+      </w:r>
+    </w:p>
+    <w:p>
+      <w:pPr>
+        <w:pStyle w:val="a3"/>
+        <w:numPr>
+          <w:ilvl w:val="0"/>
+          <w:numId w:val="1"/>
+        </w:numPr>
+        <w:rPr>
+          <w:rFonts w:ascii="Times New Roman" w:hAnsi="Times New Roman" w:cs="Times New Roman"/>
+          <w:sz w:val="24"/>
+          <w:szCs w:val="24"/>
+          <w:lang w:val="en-US"/>
+        </w:rPr>
+      </w:pPr>
+      <w:r>
+        <w:rPr>
+          <w:rFonts w:ascii="Times New Roman" w:hAnsi="Times New Roman" w:cs="Times New Roman"/>
+          <w:sz w:val="24"/>
+          <w:szCs w:val="24"/>
+        </w:rPr>
+        <w:t xml:space="preserve">Контроль версий </w:t>
+      </w:r>
+      <w:r>
+        <w:rPr>
+          <w:rFonts w:ascii="Times New Roman" w:hAnsi="Times New Roman" w:cs="Times New Roman"/>
+          <w:sz w:val="24"/>
+          <w:szCs w:val="24"/>
+          <w:lang w:val="en-US"/>
+        </w:rPr>
+        <w:t>(</w:t>
+      </w:r>
+      <w:proofErr w:type="spellStart"/>
+      <w:r>
+        <w:rPr>
+          <w:rFonts w:ascii="Times New Roman" w:hAnsi="Times New Roman" w:cs="Times New Roman"/>
+          <w:sz w:val="24"/>
+          <w:szCs w:val="24"/>
+          <w:lang w:val="en-US"/>
+        </w:rPr>
+        <w:t>Git</w:t>
+      </w:r>
+      <w:proofErr w:type="spellEnd"/>
+      <w:r>
+        <w:rPr>
+          <w:rFonts w:ascii="Times New Roman" w:hAnsi="Times New Roman" w:cs="Times New Roman"/>
+          <w:sz w:val="24"/>
+          <w:szCs w:val="24"/>
+          <w:lang w:val="en-US"/>
+        </w:rPr>
+        <w:t>)</w:t>
+      </w:r>
+    </w:p>
+    <w:p>
+      <w:pPr>
+        <w:pStyle w:val="a3"/>
+        <w:numPr>
+          <w:ilvl w:val="0"/>
+          <w:numId w:val="1"/>
+        </w:numPr>
+        <w:rPr>
+          <w:rFonts w:ascii="Times New Roman" w:hAnsi="Times New Roman" w:cs="Times New Roman"/>
+          <w:sz w:val="24"/>
+          <w:szCs w:val="24"/>
+        </w:rPr>
+      </w:pPr>
+      <w:r>
+        <w:rPr>
+          <w:rFonts w:ascii="Times New Roman" w:hAnsi="Times New Roman" w:cs="Times New Roman"/>
+          <w:sz w:val="24"/>
+          <w:szCs w:val="24"/>
+        </w:rPr>
+        <w:t>Непрерывная интеграция (</w:t>
+      </w:r>
+      <w:r>
+        <w:rPr>
+          <w:rFonts w:ascii="Times New Roman" w:hAnsi="Times New Roman" w:cs="Times New Roman"/>
+          <w:sz w:val="24"/>
+          <w:szCs w:val="24"/>
+          <w:lang w:val="en-US"/>
+        </w:rPr>
+        <w:t>CI</w:t>
+      </w:r>
+      <w:r>
+        <w:rPr>
+          <w:rFonts w:ascii="Times New Roman" w:hAnsi="Times New Roman" w:cs="Times New Roman"/>
+          <w:sz w:val="24"/>
+          <w:szCs w:val="24"/>
+        </w:rPr>
+        <w:t xml:space="preserve">) – практика </w:t>
+      </w:r>
+      <w:r>
+        <w:rPr>
+          <w:rFonts w:ascii="Times New Roman" w:hAnsi="Times New Roman" w:cs="Times New Roman"/>
+          <w:sz w:val="24"/>
+          <w:szCs w:val="24"/>
+        </w:rPr>
+        <w:t>частого объединения изменений с автоматической проверкой результата</w:t>
+      </w:r>
+    </w:p>
+    <w:p>
+      <w:pPr>
+        <w:ind w:left="360"/>
+        <w:rPr>
+          <w:rFonts w:ascii="Times New Roman" w:hAnsi="Times New Roman" w:cs="Times New Roman"/>
+          <w:sz w:val="24"/>
+          <w:szCs w:val="24"/>
+          <w:lang w:val="en-US"/>
+        </w:rPr>
+      </w:pPr>
+      <w:r>
+        <w:rPr>
+          <w:rFonts w:ascii="Times New Roman" w:hAnsi="Times New Roman" w:cs="Times New Roman"/>
+          <w:sz w:val="24"/>
+          <w:szCs w:val="24"/>
+        </w:rPr>
+        <w:t>Процесс непрерывной интеграции</w:t>
+      </w:r>
+      <w:r>
+        <w:rPr>
+          <w:rFonts w:ascii="Times New Roman" w:hAnsi="Times New Roman" w:cs="Times New Roman"/>
+          <w:sz w:val="24"/>
+          <w:szCs w:val="24"/>
+          <w:lang w:val="en-US"/>
+        </w:rPr>
+        <w:t>:</w:t>
+      </w:r>
+    </w:p>
+    <w:p>
+      <w:pPr>
+        <w:pStyle w:val="a3"/>
+        <w:numPr>
+          <w:ilvl w:val="0"/>
+          <w:numId w:val="2"/>
+        </w:numPr>
+        <w:rPr>
+          <w:rFonts w:ascii="Times New Roman" w:hAnsi="Times New Roman" w:cs="Times New Roman"/>
+          <w:sz w:val="24"/>
+          <w:szCs w:val="24"/>
+        </w:rPr>
+      </w:pPr>
+      <w:proofErr w:type="spellStart"/>
+      <w:r>
+        <w:rPr>
+          <w:rFonts w:ascii="Times New Roman" w:hAnsi="Times New Roman" w:cs="Times New Roman"/>
+          <w:sz w:val="24"/>
+          <w:szCs w:val="24"/>
+        </w:rPr>
+        <w:t>Коммит</w:t>
+      </w:r>
+      <w:proofErr w:type="spellEnd"/>
+      <w:r>
+        <w:rPr>
+          <w:rFonts w:ascii="Times New Roman" w:hAnsi="Times New Roman" w:cs="Times New Roman"/>
+          <w:sz w:val="24"/>
+          <w:szCs w:val="24"/>
+          <w:lang w:val="en-US"/>
+        </w:rPr>
+        <w:t>;</w:t>
+      </w:r>
+    </w:p>
+    <w:p>
+      <w:pPr>
+        <w:pStyle w:val="a3"/>
+        <w:numPr>
+          <w:ilvl w:val="0"/>
+          <w:numId w:val="2"/>
+        </w:numPr>
+        <w:rPr>
+          <w:rFonts w:ascii="Times New Roman" w:hAnsi="Times New Roman" w:cs="Times New Roman"/>
+          <w:sz w:val="24"/>
+          <w:szCs w:val="24"/>
+        </w:rPr>
+      </w:pPr>
+      <w:r>
+        <w:rPr>
+          <w:rFonts w:ascii="Times New Roman" w:hAnsi="Times New Roman" w:cs="Times New Roman"/>
+          <w:sz w:val="24"/>
+          <w:szCs w:val="24"/>
+        </w:rPr>
+        <w:t>Сборка приложения</w:t>
+      </w:r>
+      <w:r>
+        <w:rPr>
+          <w:rFonts w:ascii="Times New Roman" w:hAnsi="Times New Roman" w:cs="Times New Roman"/>
+          <w:sz w:val="24"/>
+          <w:szCs w:val="24"/>
+          <w:lang w:val="en-US"/>
+        </w:rPr>
+        <w:t>;</w:t>
+      </w:r>
+    </w:p>
+    <w:p>
+      <w:pPr>
+        <w:pStyle w:val="a3"/>
+        <w:numPr>
+          <w:ilvl w:val="0"/>
+          <w:numId w:val="2"/>
+        </w:numPr>
+        <w:rPr>
+          <w:rFonts w:ascii="Times New Roman" w:hAnsi="Times New Roman" w:cs="Times New Roman"/>
+          <w:sz w:val="24"/>
+          <w:szCs w:val="24"/>
+        </w:rPr>
+      </w:pPr>
+      <w:r>
+        <w:rPr>
+          <w:rFonts w:ascii="Times New Roman" w:hAnsi="Times New Roman" w:cs="Times New Roman"/>
+          <w:sz w:val="24"/>
+          <w:szCs w:val="24"/>
+        </w:rPr>
+        <w:t>Статический анализ</w:t>
+      </w:r>
+      <w:r>
+        <w:rPr>
+          <w:rFonts w:ascii="Times New Roman" w:hAnsi="Times New Roman" w:cs="Times New Roman"/>
+          <w:sz w:val="24"/>
+          <w:szCs w:val="24"/>
+          <w:lang w:val="en-US"/>
+        </w:rPr>
+        <w:t>;</w:t>
+      </w:r>
+    </w:p>
+    <w:p>
+      <w:pPr>
+        <w:pStyle w:val="a3"/>
+        <w:numPr>
+          <w:ilvl w:val="0"/>
+          <w:numId w:val="2"/>
+        </w:numPr>
+        <w:rPr>
+          <w:rFonts w:ascii="Times New Roman" w:hAnsi="Times New Roman" w:cs="Times New Roman"/>
+          <w:sz w:val="24"/>
+          <w:szCs w:val="24"/>
+        </w:rPr>
+      </w:pPr>
+      <w:r>
+        <w:rPr>
+          <w:rFonts w:ascii="Times New Roman" w:hAnsi="Times New Roman" w:cs="Times New Roman"/>
+          <w:sz w:val="24"/>
+          <w:szCs w:val="24"/>
+        </w:rPr>
+        <w:t>Статический анализ</w:t>
+      </w:r>
+      <w:r>
+        <w:rPr>
+          <w:rFonts w:ascii="Times New Roman" w:hAnsi="Times New Roman" w:cs="Times New Roman"/>
+          <w:sz w:val="24"/>
+          <w:szCs w:val="24"/>
+          <w:lang w:val="en-US"/>
+        </w:rPr>
+        <w:t>;</w:t>
+      </w:r>
+    </w:p>
+    <w:p>
+      <w:pPr>
+        <w:pStyle w:val="a3"/>
+        <w:numPr>
+          <w:ilvl w:val="0"/>
+          <w:numId w:val="2"/>
+        </w:numPr>
+        <w:rPr>
+          <w:rFonts w:ascii="Times New Roman" w:hAnsi="Times New Roman" w:cs="Times New Roman"/>
+          <w:sz w:val="24"/>
+          <w:szCs w:val="24"/>
+        </w:rPr>
+      </w:pPr>
+      <w:proofErr w:type="spellStart"/>
+      <w:r>
+        <w:rPr>
+          <w:rFonts w:ascii="Times New Roman" w:hAnsi="Times New Roman" w:cs="Times New Roman"/>
+          <w:sz w:val="24"/>
+          <w:szCs w:val="24"/>
+        </w:rPr>
+        <w:t>Автотесты</w:t>
+      </w:r>
+      <w:proofErr w:type="spellEnd"/>
+      <w:r>
+        <w:rPr>
+          <w:rFonts w:ascii="Times New Roman" w:hAnsi="Times New Roman" w:cs="Times New Roman"/>
+          <w:sz w:val="24"/>
+          <w:szCs w:val="24"/>
+          <w:lang w:val="en-US"/>
+        </w:rPr>
+        <w:t>;</w:t>
+      </w:r>
+    </w:p>
+    <w:p>
+      <w:pPr>
+        <w:pStyle w:val="a3"/>
+        <w:numPr>
+          <w:ilvl w:val="0"/>
+          <w:numId w:val="2"/>
+        </w:numPr>
+        <w:rPr>
+          <w:rFonts w:ascii="Times New Roman" w:hAnsi="Times New Roman" w:cs="Times New Roman"/>
+          <w:sz w:val="24"/>
+          <w:szCs w:val="24"/>
+        </w:rPr>
+      </w:pPr>
+      <w:r>
+        <w:rPr>
+          <w:rFonts w:ascii="Times New Roman" w:hAnsi="Times New Roman" w:cs="Times New Roman"/>
+          <w:sz w:val="24"/>
+          <w:szCs w:val="24"/>
+        </w:rPr>
+        <w:t>Формирование артефакта</w:t>
+      </w:r>
+    </w:p>
+    <w:p>
+      <w:pPr>
+        <w:ind w:left="720"/>
+        <w:rPr>
+          <w:rFonts w:ascii="Times New Roman" w:hAnsi="Times New Roman" w:cs="Times New Roman"/>
+          <w:sz w:val="24"/>
+          <w:szCs w:val="24"/>
+        </w:rPr>
+      </w:pPr>
+      <w:r>
+        <w:rPr>
+          <w:rFonts w:ascii="Times New Roman" w:hAnsi="Times New Roman" w:cs="Times New Roman"/>
+          <w:sz w:val="24"/>
+          <w:szCs w:val="24"/>
+          <w:lang w:val="en-US"/>
+        </w:rPr>
+        <w:t xml:space="preserve">CD – </w:t>
+      </w:r>
+      <w:r>
+        <w:rPr>
+          <w:rFonts w:ascii="Times New Roman" w:hAnsi="Times New Roman" w:cs="Times New Roman"/>
+          <w:sz w:val="24"/>
+          <w:szCs w:val="24"/>
+        </w:rPr>
+        <w:t xml:space="preserve">непрерывная доставка </w:t>
+      </w:r>
+      <w:r>
+        <w:rPr>
+          <w:rFonts w:ascii="Times New Roman" w:hAnsi="Times New Roman" w:cs="Times New Roman"/>
+          <w:sz w:val="24"/>
+          <w:szCs w:val="24"/>
+          <w:lang w:val="en-US"/>
+        </w:rPr>
+        <w:t>/</w:t>
+      </w:r>
+      <w:r>
+        <w:rPr>
+          <w:rFonts w:ascii="Times New Roman" w:hAnsi="Times New Roman" w:cs="Times New Roman"/>
+          <w:sz w:val="24"/>
+          <w:szCs w:val="24"/>
+        </w:rPr>
+        <w:t xml:space="preserve"> развёртывание</w:t>
+      </w:r>
       <w:bookmarkStart w:id="0" w:name="_GoBack"/>
       <w:bookmarkEnd w:id="0"/>
     </w:p>
@@ -80,6 +1599,243 @@
     </w:sectPr>
   </w:body>
 </w:document>
+</file>
+
+<file path=word/numbering.xml><?xml version="1.0" encoding="utf-8"?>
+<w:numbering xmlns:wpc="http://schemas.microsoft.com/office/word/2010/wordprocessingCanvas" xmlns:cx="http://schemas.microsoft.com/office/drawing/2014/chartex" xmlns:mc="http://schemas.openxmlformats.org/markup-compatibility/2006" xmlns:o="urn:schemas-microsoft-com:office:office" xmlns:r="http://schemas.openxmlformats.org/officeDocument/2006/relationships" xmlns:m="http://schemas.openxmlformats.org/officeDocument/2006/math" xmlns:v="urn:schemas-microsoft-com:vml" xmlns:wp14="http://schemas.microsoft.com/office/word/2010/wordprocessingDrawing" xmlns:wp="http://schemas.openxmlformats.org/drawingml/2006/wordprocessingDrawing" xmlns:w10="urn:schemas-microsoft-com:office:word" xmlns:w="http://schemas.openxmlformats.org/wordprocessingml/2006/main" xmlns:w14="http://schemas.microsoft.com/office/word/2010/wordml" xmlns:w15="http://schemas.microsoft.com/office/word/2012/wordml" xmlns:w16se="http://schemas.microsoft.com/office/word/2015/wordml/symex" xmlns:wpg="http://schemas.microsoft.com/office/word/2010/wordprocessingGroup" xmlns:wpi="http://schemas.microsoft.com/office/word/2010/wordprocessingInk" xmlns:wne="http://schemas.microsoft.com/office/word/2006/wordml" xmlns:wps="http://schemas.microsoft.com/office/word/2010/wordprocessingShape" mc:Ignorable="w14 w15 w16se wp14">
+  <w:abstractNum w:abstractNumId="0" w15:restartNumberingAfterBreak="0">
+    <w:nsid w:val="20C2715D"/>
+    <w:multiLevelType w:val="hybridMultilevel"/>
+    <w:tmpl w:val="92B4716A"/>
+    <w:lvl w:ilvl="0" w:tplc="04190001">
+      <w:start w:val="1"/>
+      <w:numFmt w:val="bullet"/>
+      <w:lvlText w:val=""/>
+      <w:lvlJc w:val="left"/>
+      <w:pPr>
+        <w:ind w:left="1080" w:hanging="360"/>
+      </w:pPr>
+      <w:rPr>
+        <w:rFonts w:ascii="Symbol" w:hAnsi="Symbol" w:hint="default"/>
+      </w:rPr>
+    </w:lvl>
+    <w:lvl w:ilvl="1" w:tplc="04190003" w:tentative="1">
+      <w:start w:val="1"/>
+      <w:numFmt w:val="bullet"/>
+      <w:lvlText w:val="o"/>
+      <w:lvlJc w:val="left"/>
+      <w:pPr>
+        <w:ind w:left="1800" w:hanging="360"/>
+      </w:pPr>
+      <w:rPr>
+        <w:rFonts w:ascii="Courier New" w:hAnsi="Courier New" w:cs="Courier New" w:hint="default"/>
+      </w:rPr>
+    </w:lvl>
+    <w:lvl w:ilvl="2" w:tplc="04190005" w:tentative="1">
+      <w:start w:val="1"/>
+      <w:numFmt w:val="bullet"/>
+      <w:lvlText w:val=""/>
+      <w:lvlJc w:val="left"/>
+      <w:pPr>
+        <w:ind w:left="2520" w:hanging="360"/>
+      </w:pPr>
+      <w:rPr>
+        <w:rFonts w:ascii="Wingdings" w:hAnsi="Wingdings" w:hint="default"/>
+      </w:rPr>
+    </w:lvl>
+    <w:lvl w:ilvl="3" w:tplc="04190001" w:tentative="1">
+      <w:start w:val="1"/>
+      <w:numFmt w:val="bullet"/>
+      <w:lvlText w:val=""/>
+      <w:lvlJc w:val="left"/>
+      <w:pPr>
+        <w:ind w:left="3240" w:hanging="360"/>
+      </w:pPr>
+      <w:rPr>
+        <w:rFonts w:ascii="Symbol" w:hAnsi="Symbol" w:hint="default"/>
+      </w:rPr>
+    </w:lvl>
+    <w:lvl w:ilvl="4" w:tplc="04190003" w:tentative="1">
+      <w:start w:val="1"/>
+      <w:numFmt w:val="bullet"/>
+      <w:lvlText w:val="o"/>
+      <w:lvlJc w:val="left"/>
+      <w:pPr>
+        <w:ind w:left="3960" w:hanging="360"/>
+      </w:pPr>
+      <w:rPr>
+        <w:rFonts w:ascii="Courier New" w:hAnsi="Courier New" w:cs="Courier New" w:hint="default"/>
+      </w:rPr>
+    </w:lvl>
+    <w:lvl w:ilvl="5" w:tplc="04190005" w:tentative="1">
+      <w:start w:val="1"/>
+      <w:numFmt w:val="bullet"/>
+      <w:lvlText w:val=""/>
+      <w:lvlJc w:val="left"/>
+      <w:pPr>
+        <w:ind w:left="4680" w:hanging="360"/>
+      </w:pPr>
+      <w:rPr>
+        <w:rFonts w:ascii="Wingdings" w:hAnsi="Wingdings" w:hint="default"/>
+      </w:rPr>
+    </w:lvl>
+    <w:lvl w:ilvl="6" w:tplc="04190001" w:tentative="1">
+      <w:start w:val="1"/>
+      <w:numFmt w:val="bullet"/>
+      <w:lvlText w:val=""/>
+      <w:lvlJc w:val="left"/>
+      <w:pPr>
+        <w:ind w:left="5400" w:hanging="360"/>
+      </w:pPr>
+      <w:rPr>
+        <w:rFonts w:ascii="Symbol" w:hAnsi="Symbol" w:hint="default"/>
+      </w:rPr>
+    </w:lvl>
+    <w:lvl w:ilvl="7" w:tplc="04190003" w:tentative="1">
+      <w:start w:val="1"/>
+      <w:numFmt w:val="bullet"/>
+      <w:lvlText w:val="o"/>
+      <w:lvlJc w:val="left"/>
+      <w:pPr>
+        <w:ind w:left="6120" w:hanging="360"/>
+      </w:pPr>
+      <w:rPr>
+        <w:rFonts w:ascii="Courier New" w:hAnsi="Courier New" w:cs="Courier New" w:hint="default"/>
+      </w:rPr>
+    </w:lvl>
+    <w:lvl w:ilvl="8" w:tplc="04190005" w:tentative="1">
+      <w:start w:val="1"/>
+      <w:numFmt w:val="bullet"/>
+      <w:lvlText w:val=""/>
+      <w:lvlJc w:val="left"/>
+      <w:pPr>
+        <w:ind w:left="6840" w:hanging="360"/>
+      </w:pPr>
+      <w:rPr>
+        <w:rFonts w:ascii="Wingdings" w:hAnsi="Wingdings" w:hint="default"/>
+      </w:rPr>
+    </w:lvl>
+  </w:abstractNum>
+  <w:abstractNum w:abstractNumId="1" w15:restartNumberingAfterBreak="0">
+    <w:nsid w:val="50FD3040"/>
+    <w:multiLevelType w:val="hybridMultilevel"/>
+    <w:tmpl w:val="9B1C1FE0"/>
+    <w:lvl w:ilvl="0" w:tplc="04190001">
+      <w:start w:val="1"/>
+      <w:numFmt w:val="bullet"/>
+      <w:lvlText w:val=""/>
+      <w:lvlJc w:val="left"/>
+      <w:pPr>
+        <w:ind w:left="720" w:hanging="360"/>
+      </w:pPr>
+      <w:rPr>
+        <w:rFonts w:ascii="Symbol" w:hAnsi="Symbol" w:hint="default"/>
+      </w:rPr>
+    </w:lvl>
+    <w:lvl w:ilvl="1" w:tplc="04190003">
+      <w:start w:val="1"/>
+      <w:numFmt w:val="bullet"/>
+      <w:lvlText w:val="o"/>
+      <w:lvlJc w:val="left"/>
+      <w:pPr>
+        <w:ind w:left="1440" w:hanging="360"/>
+      </w:pPr>
+      <w:rPr>
+        <w:rFonts w:ascii="Courier New" w:hAnsi="Courier New" w:cs="Courier New" w:hint="default"/>
+      </w:rPr>
+    </w:lvl>
+    <w:lvl w:ilvl="2" w:tplc="04190005" w:tentative="1">
+      <w:start w:val="1"/>
+      <w:numFmt w:val="bullet"/>
+      <w:lvlText w:val=""/>
+      <w:lvlJc w:val="left"/>
+      <w:pPr>
+        <w:ind w:left="2160" w:hanging="360"/>
+      </w:pPr>
+      <w:rPr>
+        <w:rFonts w:ascii="Wingdings" w:hAnsi="Wingdings" w:hint="default"/>
+      </w:rPr>
+    </w:lvl>
+    <w:lvl w:ilvl="3" w:tplc="04190001" w:tentative="1">
+      <w:start w:val="1"/>
+      <w:numFmt w:val="bullet"/>
+      <w:lvlText w:val=""/>
+      <w:lvlJc w:val="left"/>
+      <w:pPr>
+        <w:ind w:left="2880" w:hanging="360"/>
+      </w:pPr>
+      <w:rPr>
+        <w:rFonts w:ascii="Symbol" w:hAnsi="Symbol" w:hint="default"/>
+      </w:rPr>
+    </w:lvl>
+    <w:lvl w:ilvl="4" w:tplc="04190003" w:tentative="1">
+      <w:start w:val="1"/>
+      <w:numFmt w:val="bullet"/>
+      <w:lvlText w:val="o"/>
+      <w:lvlJc w:val="left"/>
+      <w:pPr>
+        <w:ind w:left="3600" w:hanging="360"/>
+      </w:pPr>
+      <w:rPr>
+        <w:rFonts w:ascii="Courier New" w:hAnsi="Courier New" w:cs="Courier New" w:hint="default"/>
+      </w:rPr>
+    </w:lvl>
+    <w:lvl w:ilvl="5" w:tplc="04190005" w:tentative="1">
+      <w:start w:val="1"/>
+      <w:numFmt w:val="bullet"/>
+      <w:lvlText w:val=""/>
+      <w:lvlJc w:val="left"/>
+      <w:pPr>
+        <w:ind w:left="4320" w:hanging="360"/>
+      </w:pPr>
+      <w:rPr>
+        <w:rFonts w:ascii="Wingdings" w:hAnsi="Wingdings" w:hint="default"/>
+      </w:rPr>
+    </w:lvl>
+    <w:lvl w:ilvl="6" w:tplc="04190001" w:tentative="1">
+      <w:start w:val="1"/>
+      <w:numFmt w:val="bullet"/>
+      <w:lvlText w:val=""/>
+      <w:lvlJc w:val="left"/>
+      <w:pPr>
+        <w:ind w:left="5040" w:hanging="360"/>
+      </w:pPr>
+      <w:rPr>
+        <w:rFonts w:ascii="Symbol" w:hAnsi="Symbol" w:hint="default"/>
+      </w:rPr>
+    </w:lvl>
+    <w:lvl w:ilvl="7" w:tplc="04190003" w:tentative="1">
+      <w:start w:val="1"/>
+      <w:numFmt w:val="bullet"/>
+      <w:lvlText w:val="o"/>
+      <w:lvlJc w:val="left"/>
+      <w:pPr>
+        <w:ind w:left="5760" w:hanging="360"/>
+      </w:pPr>
+      <w:rPr>
+        <w:rFonts w:ascii="Courier New" w:hAnsi="Courier New" w:cs="Courier New" w:hint="default"/>
+      </w:rPr>
+    </w:lvl>
+    <w:lvl w:ilvl="8" w:tplc="04190005" w:tentative="1">
+      <w:start w:val="1"/>
+      <w:numFmt w:val="bullet"/>
+      <w:lvlText w:val=""/>
+      <w:lvlJc w:val="left"/>
+      <w:pPr>
+        <w:ind w:left="6480" w:hanging="360"/>
+      </w:pPr>
+      <w:rPr>
+        <w:rFonts w:ascii="Wingdings" w:hAnsi="Wingdings" w:hint="default"/>
+      </w:rPr>
+    </w:lvl>
+  </w:abstractNum>
+  <w:num w:numId="1">
+    <w:abstractNumId w:val="1"/>
+  </w:num>
+  <w:num w:numId="2">
+    <w:abstractNumId w:val="0"/>
+  </w:num>
+</w:numbering>
 </file>
 
 <file path=word/styles.xml><?xml version="1.0" encoding="utf-8"?>
@@ -503,6 +2259,36 @@
     <w:semiHidden/>
     <w:unhideWhenUsed/>
   </w:style>
+  <w:style w:type="paragraph" w:styleId="a3">
+    <w:name w:val="List Paragraph"/>
+    <w:basedOn w:val="a"/>
+    <w:uiPriority w:val="34"/>
+    <w:qFormat/>
+    <w:rsid w:val="00A7411A"/>
+    <w:pPr>
+      <w:ind w:left="720"/>
+      <w:contextualSpacing/>
+    </w:pPr>
+  </w:style>
+  <w:style w:type="table" w:styleId="a4">
+    <w:name w:val="Table Grid"/>
+    <w:basedOn w:val="a1"/>
+    <w:uiPriority w:val="39"/>
+    <w:rsid w:val="0029309B"/>
+    <w:pPr>
+      <w:spacing w:after="0" w:line="240" w:lineRule="auto"/>
+    </w:pPr>
+    <w:tblPr>
+      <w:tblBorders>
+        <w:top w:val="single" w:sz="4" w:space="0" w:color="auto"/>
+        <w:left w:val="single" w:sz="4" w:space="0" w:color="auto"/>
+        <w:bottom w:val="single" w:sz="4" w:space="0" w:color="auto"/>
+        <w:right w:val="single" w:sz="4" w:space="0" w:color="auto"/>
+        <w:insideH w:val="single" w:sz="4" w:space="0" w:color="auto"/>
+        <w:insideV w:val="single" w:sz="4" w:space="0" w:color="auto"/>
+      </w:tblBorders>
+    </w:tblPr>
+  </w:style>
 </w:styles>
 </file>
 

--- a/Lections/АиИРДПКПО (лекция 5).docx
+++ b/Lections/АиИРДПКПО (лекция 5).docx
@@ -1416,7 +1416,17 @@
           <w:sz w:val="24"/>
           <w:szCs w:val="24"/>
         </w:rPr>
-        <w:t>Сборка приложения</w:t>
+        <w:t>Сборка приложени</w:t>
+      </w:r>
+      <w:bookmarkStart w:id="0" w:name="_GoBack"/>
+      <w:bookmarkEnd w:id="0"/>
+      <w:r>
+        <w:rPr>
+          <w:rFonts w:ascii="Times New Roman" w:hAnsi="Times New Roman" w:cs="Times New Roman"/>
+          <w:sz w:val="24"/>
+          <w:szCs w:val="24"/>
+        </w:rPr>
+        <w:t>я</w:t>
       </w:r>
       <w:r>
         <w:rPr>
@@ -1588,8 +1598,64 @@
         </w:rPr>
         <w:t xml:space="preserve"> развёртывание</w:t>
       </w:r>
-      <w:bookmarkStart w:id="0" w:name="_GoBack"/>
-      <w:bookmarkEnd w:id="0"/>
+    </w:p>
+    <w:p>
+      <w:pPr>
+        <w:pStyle w:val="a3"/>
+        <w:numPr>
+          <w:ilvl w:val="0"/>
+          <w:numId w:val="1"/>
+        </w:numPr>
+        <w:rPr>
+          <w:rFonts w:ascii="Times New Roman" w:hAnsi="Times New Roman" w:cs="Times New Roman"/>
+          <w:sz w:val="24"/>
+          <w:szCs w:val="24"/>
+        </w:rPr>
+      </w:pPr>
+      <w:r>
+        <w:rPr>
+          <w:rFonts w:ascii="Times New Roman" w:hAnsi="Times New Roman" w:cs="Times New Roman"/>
+          <w:sz w:val="24"/>
+          <w:szCs w:val="24"/>
+        </w:rPr>
+        <w:t>Инфраструктура как код</w:t>
+      </w:r>
+    </w:p>
+    <w:p>
+      <w:pPr>
+        <w:ind w:left="360"/>
+        <w:rPr>
+          <w:rFonts w:ascii="Times New Roman" w:hAnsi="Times New Roman" w:cs="Times New Roman"/>
+          <w:sz w:val="24"/>
+          <w:szCs w:val="24"/>
+        </w:rPr>
+      </w:pPr>
+      <w:r>
+        <w:rPr>
+          <w:rFonts w:ascii="Times New Roman" w:hAnsi="Times New Roman" w:cs="Times New Roman"/>
+          <w:sz w:val="24"/>
+          <w:szCs w:val="24"/>
+        </w:rPr>
+        <w:t xml:space="preserve">Идея, которая позволяет описывать вычислительные ресурсы, сети и настройки в </w:t>
+      </w:r>
+      <w:proofErr w:type="spellStart"/>
+      <w:r>
+        <w:rPr>
+          <w:rFonts w:ascii="Times New Roman" w:hAnsi="Times New Roman" w:cs="Times New Roman"/>
+          <w:sz w:val="24"/>
+          <w:szCs w:val="24"/>
+        </w:rPr>
+        <w:t>версионируемых</w:t>
+      </w:r>
+      <w:proofErr w:type="spellEnd"/>
+      <w:r>
+        <w:rPr>
+          <w:rFonts w:ascii="Times New Roman" w:hAnsi="Times New Roman" w:cs="Times New Roman"/>
+          <w:sz w:val="24"/>
+          <w:szCs w:val="24"/>
+        </w:rPr>
+        <w:t xml:space="preserve"> файлах</w:t>
+      </w:r>
     </w:p>
     <w:sectPr>
       <w:pgSz w:w="11906" w:h="16838"/>
